--- a/CÔNG TY TNHH SẢN XUẤT LI XING/ThayDoiCSH_DDPL/HoSo2_MauSo10.docx
+++ b/CÔNG TY TNHH SẢN XUẤT LI XING/ThayDoiCSH_DDPL/HoSo2_MauSo10.docx
@@ -1414,82 +1414,82 @@
                 <w:sz w:val="26"/>
                 <w:szCs w:val="26"/>
               </w:rPr>
-              <w:t>2</w:t>
-            </w:r>
-            <w:r>
-              <w:rPr>
-                <w:rFonts w:ascii="Times New Roman" w:eastAsia="Calibri" w:hAnsi="Times New Roman" w:cs="Times New Roman"/>
-                <w:i/>
-                <w:sz w:val="26"/>
-                <w:szCs w:val="26"/>
-              </w:rPr>
-              <w:t xml:space="preserve"> </w:t>
-            </w:r>
-            <w:r>
-              <w:rPr>
-                <w:rFonts w:ascii="Times New Roman" w:eastAsia="Calibri" w:hAnsi="Times New Roman" w:cs="Times New Roman"/>
-                <w:i/>
-                <w:sz w:val="26"/>
-                <w:szCs w:val="26"/>
-              </w:rPr>
-              <w:t>tháng</w:t>
-            </w:r>
-            <w:r>
-              <w:rPr>
-                <w:rFonts w:ascii="Times New Roman" w:eastAsia="Calibri" w:hAnsi="Times New Roman" w:cs="Times New Roman"/>
-                <w:i/>
-                <w:sz w:val="26"/>
-                <w:szCs w:val="26"/>
-              </w:rPr>
-              <w:t xml:space="preserve"> </w:t>
-            </w:r>
-            <w:r>
-              <w:rPr>
-                <w:rFonts w:ascii="Times New Roman" w:eastAsia="Calibri" w:hAnsi="Times New Roman" w:cs="Times New Roman"/>
-                <w:i/>
-                <w:sz w:val="26"/>
-                <w:szCs w:val="26"/>
-              </w:rPr>
-              <w:t>3</w:t>
-            </w:r>
-            <w:r>
-              <w:rPr>
-                <w:rFonts w:ascii="Times New Roman" w:eastAsia="Calibri" w:hAnsi="Times New Roman" w:cs="Times New Roman"/>
-                <w:i/>
-                <w:sz w:val="26"/>
-                <w:szCs w:val="26"/>
-              </w:rPr>
-              <w:t xml:space="preserve"> </w:t>
-            </w:r>
-            <w:r>
-              <w:rPr>
-                <w:rFonts w:ascii="Times New Roman" w:eastAsia="Calibri" w:hAnsi="Times New Roman" w:cs="Times New Roman"/>
-                <w:i/>
-                <w:sz w:val="26"/>
-                <w:szCs w:val="26"/>
-              </w:rPr>
-              <w:t>năm</w:t>
-            </w:r>
-            <w:r>
-              <w:rPr>
-                <w:rFonts w:ascii="Times New Roman" w:eastAsia="Calibri" w:hAnsi="Times New Roman" w:cs="Times New Roman"/>
-                <w:i/>
-                <w:sz w:val="26"/>
-                <w:szCs w:val="26"/>
-              </w:rPr>
-              <w:t xml:space="preserve"> 202</w:t>
-            </w:r>
-            <w:r>
-              <w:rPr>
-                <w:rFonts w:ascii="Times New Roman" w:eastAsia="Calibri" w:hAnsi="Times New Roman" w:cs="Times New Roman"/>
-                <w:i/>
-                <w:sz w:val="26"/>
-                <w:szCs w:val="26"/>
-              </w:rPr>
-              <w:t>6</w:t>
+              <w:t>16</w:t>
             </w:r>
             <w:bookmarkStart w:id="0" w:name="_GoBack"/>
             <w:bookmarkEnd w:id="0"/>
+            <w:r>
+              <w:rPr>
+                <w:rFonts w:ascii="Times New Roman" w:eastAsia="Calibri" w:hAnsi="Times New Roman" w:cs="Times New Roman"/>
+                <w:i/>
+                <w:sz w:val="26"/>
+                <w:szCs w:val="26"/>
+              </w:rPr>
+              <w:t xml:space="preserve"> </w:t>
+            </w:r>
+            <w:r>
+              <w:rPr>
+                <w:rFonts w:ascii="Times New Roman" w:eastAsia="Calibri" w:hAnsi="Times New Roman" w:cs="Times New Roman"/>
+                <w:i/>
+                <w:sz w:val="26"/>
+                <w:szCs w:val="26"/>
+              </w:rPr>
+              <w:t>tháng</w:t>
+            </w:r>
+            <w:r>
+              <w:rPr>
+                <w:rFonts w:ascii="Times New Roman" w:eastAsia="Calibri" w:hAnsi="Times New Roman" w:cs="Times New Roman"/>
+                <w:i/>
+                <w:sz w:val="26"/>
+                <w:szCs w:val="26"/>
+              </w:rPr>
+              <w:t xml:space="preserve"> </w:t>
+            </w:r>
+            <w:r>
+              <w:rPr>
+                <w:rFonts w:ascii="Times New Roman" w:eastAsia="Calibri" w:hAnsi="Times New Roman" w:cs="Times New Roman"/>
+                <w:i/>
+                <w:sz w:val="26"/>
+                <w:szCs w:val="26"/>
+              </w:rPr>
+              <w:t>3</w:t>
+            </w:r>
+            <w:r>
+              <w:rPr>
+                <w:rFonts w:ascii="Times New Roman" w:eastAsia="Calibri" w:hAnsi="Times New Roman" w:cs="Times New Roman"/>
+                <w:i/>
+                <w:sz w:val="26"/>
+                <w:szCs w:val="26"/>
+              </w:rPr>
+              <w:t xml:space="preserve"> </w:t>
+            </w:r>
+            <w:r>
+              <w:rPr>
+                <w:rFonts w:ascii="Times New Roman" w:eastAsia="Calibri" w:hAnsi="Times New Roman" w:cs="Times New Roman"/>
+                <w:i/>
+                <w:sz w:val="26"/>
+                <w:szCs w:val="26"/>
+              </w:rPr>
+              <w:t>năm</w:t>
+            </w:r>
+            <w:r>
+              <w:rPr>
+                <w:rFonts w:ascii="Times New Roman" w:eastAsia="Calibri" w:hAnsi="Times New Roman" w:cs="Times New Roman"/>
+                <w:i/>
+                <w:sz w:val="26"/>
+                <w:szCs w:val="26"/>
+              </w:rPr>
+              <w:t xml:space="preserve"> 202</w:t>
+            </w:r>
+            <w:r>
+              <w:rPr>
+                <w:rFonts w:ascii="Times New Roman" w:eastAsia="Calibri" w:hAnsi="Times New Roman" w:cs="Times New Roman"/>
+                <w:i/>
+                <w:sz w:val="26"/>
+                <w:szCs w:val="26"/>
+              </w:rPr>
+              <w:t>6</w:t>
+            </w:r>
           </w:p>
           <w:p>
             <w:pPr>

--- a/CÔNG TY TNHH SẢN XUẤT LI XING/ThayDoiCSH_DDPL/HoSo2_MauSo10.docx
+++ b/CÔNG TY TNHH SẢN XUẤT LI XING/ThayDoiCSH_DDPL/HoSo2_MauSo10.docx
@@ -65,13 +65,13 @@
       </w:tblPr>
       <w:tblGrid>
         <w:gridCol w:w="708"/>
-        <w:gridCol w:w="1188"/>
+        <w:gridCol w:w="1183"/>
         <w:gridCol w:w="1128"/>
         <w:gridCol w:w="896"/>
         <w:gridCol w:w="1669"/>
-        <w:gridCol w:w="1044"/>
+        <w:gridCol w:w="1045"/>
         <w:gridCol w:w="942"/>
-        <w:gridCol w:w="1349"/>
+        <w:gridCol w:w="1353"/>
         <w:gridCol w:w="1238"/>
         <w:gridCol w:w="1651"/>
         <w:gridCol w:w="1224"/>
@@ -954,7 +954,7 @@
                 <w:szCs w:val="20"/>
                 <w:lang w:val="sv-SE"/>
               </w:rPr>
-              <w:t>PHẠM THANH SƠN</w:t>
+              <w:t>LÊ THỊ BÍCH TIỀN</w:t>
             </w:r>
           </w:p>
         </w:tc>
@@ -978,7 +978,7 @@
                 <w:sz w:val="20"/>
                 <w:szCs w:val="20"/>
               </w:rPr>
-              <w:t>23/01/2000</w:t>
+              <w:t>14/10/1993</w:t>
             </w:r>
           </w:p>
         </w:tc>
@@ -1012,7 +1012,7 @@
                 <w:szCs w:val="20"/>
                 <w:lang w:val="en-US"/>
               </w:rPr>
-              <w:t>am</w:t>
+              <w:t>ữ</w:t>
             </w:r>
           </w:p>
         </w:tc>
@@ -1036,7 +1036,24 @@
                 <w:sz w:val="20"/>
                 <w:szCs w:val="20"/>
               </w:rPr>
-              <w:t>CĂN CƯỚC:</w:t>
+              <w:t>CĂN CƯỚC</w:t>
+            </w:r>
+            <w:r>
+              <w:rPr>
+                <w:b/>
+                <w:sz w:val="20"/>
+                <w:szCs w:val="20"/>
+                <w:lang w:val="en-US"/>
+              </w:rPr>
+              <w:t xml:space="preserve"> CÔNG DÂN</w:t>
+            </w:r>
+            <w:r>
+              <w:rPr>
+                <w:b/>
+                <w:sz w:val="20"/>
+                <w:szCs w:val="20"/>
+              </w:rPr>
+              <w:t>:</w:t>
             </w:r>
             <w:r>
               <w:t xml:space="preserve"> </w:t>
@@ -1048,7 +1065,7 @@
                 <w:szCs w:val="20"/>
                 <w:lang w:val="en-US"/>
               </w:rPr>
-              <w:t>074200006764</w:t>
+              <w:t>084193008791</w:t>
             </w:r>
           </w:p>
           <w:p>
@@ -1074,7 +1091,7 @@
                 <w:sz w:val="20"/>
                 <w:szCs w:val="20"/>
               </w:rPr>
-              <w:t>25/11/2024</w:t>
+              <w:t>09/08/2022</w:t>
             </w:r>
           </w:p>
           <w:p>
@@ -1100,7 +1117,7 @@
                 <w:sz w:val="20"/>
                 <w:szCs w:val="20"/>
               </w:rPr>
-              <w:t>BỘ CÔNG AN</w:t>
+              <w:t>Cục Cảnh sát Quản lý Hành chính Về Trật Tự Xã Hội</w:t>
             </w:r>
           </w:p>
         </w:tc>
@@ -1156,8 +1173,42 @@
                 <w:sz w:val="20"/>
                 <w:szCs w:val="20"/>
               </w:rPr>
-              <w:t>Số Nhà 8/8, Bình Quới B, Phường Thuận Giao, Thành phố Hồ Chí Minh</w:t>
-            </w:r>
+              <w:t>SỐ NHÀ 270, ẤP MAI HƯƠNG</w:t>
+            </w:r>
+            <w:r>
+              <w:rPr>
+                <w:b/>
+                <w:sz w:val="20"/>
+                <w:szCs w:val="20"/>
+              </w:rPr>
+              <w:t xml:space="preserve">, </w:t>
+            </w:r>
+            <w:r>
+              <w:rPr>
+                <w:b/>
+                <w:sz w:val="20"/>
+                <w:szCs w:val="20"/>
+              </w:rPr>
+              <w:t>Xã Vinh Kim</w:t>
+            </w:r>
+            <w:r>
+              <w:rPr>
+                <w:b/>
+                <w:sz w:val="20"/>
+                <w:szCs w:val="20"/>
+              </w:rPr>
+              <w:t xml:space="preserve">, </w:t>
+            </w:r>
+            <w:r>
+              <w:rPr>
+                <w:b/>
+                <w:sz w:val="20"/>
+                <w:szCs w:val="20"/>
+              </w:rPr>
+              <w:t>Tỉnh Vĩnh Long</w:t>
+            </w:r>
+            <w:bookmarkStart w:id="0" w:name="_GoBack"/>
+            <w:bookmarkEnd w:id="0"/>
           </w:p>
         </w:tc>
         <w:tc>
@@ -1416,8 +1467,6 @@
               </w:rPr>
               <w:t>16</w:t>
             </w:r>
-            <w:bookmarkStart w:id="0" w:name="_GoBack"/>
-            <w:bookmarkEnd w:id="0"/>
             <w:r>
               <w:rPr>
                 <w:rFonts w:ascii="Times New Roman" w:eastAsia="Calibri" w:hAnsi="Times New Roman" w:cs="Times New Roman"/>
@@ -1655,7 +1704,6 @@
               <w:jc w:val="center"/>
               <w:rPr>
                 <w:rFonts w:ascii="Times New Roman" w:eastAsia="Calibri" w:hAnsi="Times New Roman" w:cs="Times New Roman"/>
-                <w:b/>
                 <w:sz w:val="16"/>
                 <w:szCs w:val="16"/>
               </w:rPr>
@@ -1667,19 +1715,8 @@
                 <w:sz w:val="26"/>
                 <w:szCs w:val="26"/>
               </w:rPr>
-              <w:t>PHẠM THANH SƠN</w:t>
-            </w:r>
-          </w:p>
-          <w:p>
-            <w:pPr>
-              <w:spacing w:after="0" w:line="240" w:lineRule="auto"/>
-              <w:jc w:val="center"/>
-              <w:rPr>
-                <w:rFonts w:ascii="Times New Roman" w:eastAsia="Calibri" w:hAnsi="Times New Roman" w:cs="Times New Roman"/>
-                <w:sz w:val="16"/>
-                <w:szCs w:val="16"/>
-              </w:rPr>
-            </w:pPr>
+              <w:t>PENG, HUAQIONG</w:t>
+            </w:r>
           </w:p>
         </w:tc>
       </w:tr>
